--- a/docs/Problem_Analysis.docx
+++ b/docs/Problem_Analysis.docx
@@ -3323,7 +3323,7 @@
         <w:rPr>
           <w:sz w:val="16"/>
         </w:rPr>
-        <w:t>Alternate composite keys: seats(aircraft_id,label), seats(id,aircraft_id), flight_instances(flight_id,departure), flight_instances(id,aircraft_id). Role ENUM: customer/admin. Departure status ENUM: scheduled/cancelled. Check constraints reject equal origin/destination, nonpositive fares and arrival before or equal to departure.</w:t>
+        <w:t>Alternate candidate keys: seats(aircraft_id,label), flight_instances(flight_id,departure). Composite UNIQUE superkeys seats(id,aircraft_id) and flight_instances(id,aircraft_id) support foreign keys; they are not minimal candidate keys. Role ENUM: customer/admin. Departure status ENUM: scheduled/cancelled. Check constraints reject equal origin/destination, nonpositive fares and arrival before or equal to departure.</w:t>
       </w:r>
     </w:p>
     <w:p>
@@ -5394,7 +5394,7 @@
         <w:rPr>
           <w:sz w:val="16"/>
         </w:rPr>
-        <w:t>Booking status ENUM: confirmed/cancelled. Payment status ENUM: simulated/voided. active_seat is a stored generated INT U; it is NULL for released allocations. UNIQUE(instance_id,active_seat) and UNIQUE(booking_id,passenger_id) enforce inventory and passenger allocation rules. bookings(id,instance_id) is a composite alternate key used by an FK.</w:t>
+        <w:t>Booking status ENUM: confirmed/cancelled. Payment status ENUM: simulated/voided. active_seat is a stored generated INT U; it is NULL for released allocations. UNIQUE(instance_id,active_seat) and UNIQUE(booking_id,passenger_id) enforce inventory and passenger allocation rules. bookings(id,instance_id) is a composite UNIQUE superkey used by an FK, not a minimal candidate key.</w:t>
       </w:r>
     </w:p>
     <w:p>
